--- a/downloads/teacher/05 Materials/Unit 02/Handouts/Handout 02.19 - Paper Ledger.docx
+++ b/downloads/teacher/05 Materials/Unit 02/Handouts/Handout 02.19 - Paper Ledger.docx
@@ -38,47 +38,89 @@
         </w:rPr>
         <w:t xml:space="preserve">The rules.</w:t>
       </w:r>
-      <w:r>
-        <w:t xml:space="preserve"> </w:t>
-      </w:r>
-      <w:r>
-        <w:t xml:space="preserve">- You start with AQ25,000 cash and no units.</w:t>
-      </w:r>
-      <w:r>
-        <w:t xml:space="preserve"> </w:t>
-      </w:r>
-      <w:r>
-        <w:t xml:space="preserve">- Whole units only. Cash may never go below zero.</w:t>
-      </w:r>
-      <w:r>
-        <w:t xml:space="preserve"> </w:t>
-      </w:r>
-      <w:r>
-        <w:t xml:space="preserve">- A buy: cash goes down by units times price. Units go up.</w:t>
-      </w:r>
-      <w:r>
-        <w:t xml:space="preserve"> </w:t>
-      </w:r>
-      <w:r>
-        <w:t xml:space="preserve">- A sell: cash goes up by units times price. Units go down. You cannot sell units you do not hold.</w:t>
-      </w:r>
-      <w:r>
-        <w:t xml:space="preserve"> </w:t>
-      </w:r>
-      <w:r>
-        <w:t xml:space="preserve">- Every trade goes in the trade log, in order, the moment you make it.</w:t>
-      </w:r>
-      <w:r>
-        <w:t xml:space="preserve"> </w:t>
-      </w:r>
-      <w:r>
-        <w:t xml:space="preserve">- At the end of every day, fill in the daily fortune table: cash, plus the value of every venture you hold (units times today’s price), equals total fortune.</w:t>
-      </w:r>
-      <w:r>
-        <w:t xml:space="preserve"> </w:t>
-      </w:r>
-      <w:r>
-        <w:t xml:space="preserve">- The teacher initials the day’s total.</w:t>
+    </w:p>
+    <w:p>
+      <w:pPr>
+        <w:numPr>
+          <w:ilvl w:val="0"/>
+          <w:numId w:val="1001"/>
+        </w:numPr>
+        <w:pStyle w:val="Compact"/>
+      </w:pPr>
+      <w:r>
+        <w:t xml:space="preserve">You start with AQ25,000 cash and no units.</w:t>
+      </w:r>
+    </w:p>
+    <w:p>
+      <w:pPr>
+        <w:numPr>
+          <w:ilvl w:val="0"/>
+          <w:numId w:val="1001"/>
+        </w:numPr>
+        <w:pStyle w:val="Compact"/>
+      </w:pPr>
+      <w:r>
+        <w:t xml:space="preserve">Whole units only. Cash may never go below zero.</w:t>
+      </w:r>
+    </w:p>
+    <w:p>
+      <w:pPr>
+        <w:numPr>
+          <w:ilvl w:val="0"/>
+          <w:numId w:val="1001"/>
+        </w:numPr>
+        <w:pStyle w:val="Compact"/>
+      </w:pPr>
+      <w:r>
+        <w:t xml:space="preserve">A buy: cash goes down by units times price. Units go up.</w:t>
+      </w:r>
+    </w:p>
+    <w:p>
+      <w:pPr>
+        <w:numPr>
+          <w:ilvl w:val="0"/>
+          <w:numId w:val="1001"/>
+        </w:numPr>
+        <w:pStyle w:val="Compact"/>
+      </w:pPr>
+      <w:r>
+        <w:t xml:space="preserve">A sell: cash goes up by units times price. Units go down. You cannot sell units you do not hold.</w:t>
+      </w:r>
+    </w:p>
+    <w:p>
+      <w:pPr>
+        <w:numPr>
+          <w:ilvl w:val="0"/>
+          <w:numId w:val="1001"/>
+        </w:numPr>
+        <w:pStyle w:val="Compact"/>
+      </w:pPr>
+      <w:r>
+        <w:t xml:space="preserve">Every trade goes in the trade log, in order, the moment you make it.</w:t>
+      </w:r>
+    </w:p>
+    <w:p>
+      <w:pPr>
+        <w:numPr>
+          <w:ilvl w:val="0"/>
+          <w:numId w:val="1001"/>
+        </w:numPr>
+        <w:pStyle w:val="Compact"/>
+      </w:pPr>
+      <w:r>
+        <w:t xml:space="preserve">At the end of every day, fill in the daily fortune table: cash, plus the value of every venture you hold (units times today’s price), equals total fortune.</w:t>
+      </w:r>
+    </w:p>
+    <w:p>
+      <w:pPr>
+        <w:numPr>
+          <w:ilvl w:val="0"/>
+          <w:numId w:val="1001"/>
+        </w:numPr>
+        <w:pStyle w:val="Compact"/>
+      </w:pPr>
+      <w:r>
+        <w:t xml:space="preserve">The teacher initials the day’s total.</w:t>
       </w:r>
     </w:p>
     <w:p>
@@ -4707,8 +4749,114 @@
       </w:pPr>
     </w:lvl>
   </w:abstractNum>
+  <w:abstractNum w:abstractNumId="991">
+    <w:nsid w:val="ea454b4c"/>
+    <w:multiLevelType w:val="multilevel"/>
+    <w:lvl w:ilvl="0">
+      <w:numFmt w:val="bullet"/>
+      <w:lvlText w:val="•"/>
+      <w:lvlJc w:val="left"/>
+      <w:pPr>
+        <w:tabs>
+          <w:tab w:val="num" w:pos="0"/>
+        </w:tabs>
+        <w:ind w:left="480" w:hanging="480"/>
+      </w:pPr>
+    </w:lvl>
+    <w:lvl w:ilvl="1">
+      <w:numFmt w:val="bullet"/>
+      <w:lvlText w:val="–"/>
+      <w:lvlJc w:val="left"/>
+      <w:pPr>
+        <w:tabs>
+          <w:tab w:val="num" w:pos="720"/>
+        </w:tabs>
+        <w:ind w:left="1200" w:hanging="480"/>
+      </w:pPr>
+    </w:lvl>
+    <w:lvl w:ilvl="2">
+      <w:numFmt w:val="bullet"/>
+      <w:lvlText w:val="•"/>
+      <w:lvlJc w:val="left"/>
+      <w:pPr>
+        <w:tabs>
+          <w:tab w:val="num" w:pos="1440"/>
+        </w:tabs>
+        <w:ind w:left="1920" w:hanging="480"/>
+      </w:pPr>
+    </w:lvl>
+    <w:lvl w:ilvl="3">
+      <w:numFmt w:val="bullet"/>
+      <w:lvlText w:val="–"/>
+      <w:lvlJc w:val="left"/>
+      <w:pPr>
+        <w:tabs>
+          <w:tab w:val="num" w:pos="2160"/>
+        </w:tabs>
+        <w:ind w:left="2640" w:hanging="480"/>
+      </w:pPr>
+    </w:lvl>
+    <w:lvl w:ilvl="4">
+      <w:numFmt w:val="bullet"/>
+      <w:lvlText w:val="•"/>
+      <w:lvlJc w:val="left"/>
+      <w:pPr>
+        <w:tabs>
+          <w:tab w:val="num" w:pos="2880"/>
+        </w:tabs>
+        <w:ind w:left="3360" w:hanging="480"/>
+      </w:pPr>
+    </w:lvl>
+    <w:lvl w:ilvl="5">
+      <w:numFmt w:val="bullet"/>
+      <w:lvlText w:val="–"/>
+      <w:lvlJc w:val="left"/>
+      <w:pPr>
+        <w:tabs>
+          <w:tab w:val="num" w:pos="3600"/>
+        </w:tabs>
+        <w:ind w:left="4080" w:hanging="480"/>
+      </w:pPr>
+    </w:lvl>
+    <w:lvl w:ilvl="6">
+      <w:numFmt w:val="bullet"/>
+      <w:lvlText w:val="•"/>
+      <w:lvlJc w:val="left"/>
+      <w:pPr>
+        <w:tabs>
+          <w:tab w:val="num" w:pos="4320"/>
+        </w:tabs>
+        <w:ind w:left="4800" w:hanging="480"/>
+      </w:pPr>
+    </w:lvl>
+    <w:lvl w:ilvl="7">
+      <w:numFmt w:val="bullet"/>
+      <w:lvlText w:val="–"/>
+      <w:lvlJc w:val="left"/>
+      <w:pPr>
+        <w:tabs>
+          <w:tab w:val="num" w:pos="5040"/>
+        </w:tabs>
+        <w:ind w:left="5520" w:hanging="480"/>
+      </w:pPr>
+    </w:lvl>
+    <w:lvl w:ilvl="8">
+      <w:numFmt w:val="bullet"/>
+      <w:lvlText w:val="•"/>
+      <w:lvlJc w:val="left"/>
+      <w:pPr>
+        <w:tabs>
+          <w:tab w:val="num" w:pos="5760"/>
+        </w:tabs>
+        <w:ind w:left="6240" w:hanging="480"/>
+      </w:pPr>
+    </w:lvl>
+  </w:abstractNum>
   <w:num w:numId="1000">
     <w:abstractNumId w:val="990"/>
+  </w:num>
+  <w:num w:numId="1001">
+    <w:abstractNumId w:val="991"/>
   </w:num>
 </w:numbering>
 </file>

--- a/downloads/teacher/05 Materials/Unit 02/Handouts/Handout 02.19 - Paper Ledger.docx
+++ b/downloads/teacher/05 Materials/Unit 02/Handouts/Handout 02.19 - Paper Ledger.docx
@@ -2370,7 +2370,7 @@
         <w:pStyle w:val="FirstParagraph"/>
       </w:pPr>
       <w:r>
-        <w:t xml:space="preserve">Do not hand this page to students. Post the day’s prices on the board at the start of the trading window and read the dispatch aloud twice, once fast and once slow. The prices below are an example path built from the Fortune Street starting prices in Sal’s README; they match the example numbers in</w:t>
+        <w:t xml:space="preserve">Do not hand this page to students. Post the day’s prices on the board at the start of the trading window and read the dispatch aloud twice, once fast and once slow. The prices below are an example path built from the Fortune Street starting prices in the ClassroomStreet setup files; they match the example numbers in</w:t>
       </w:r>
       <w:r>
         <w:t xml:space="preserve"> </w:t>
@@ -2383,15 +2383,6 @@
       </w:r>
       <w:r>
         <w:t xml:space="preserve">, so the safe, risky, and mixed portfolios there can be checked against this table.</w:t>
-      </w:r>
-      <w:r>
-        <w:t xml:space="preserve"> </w:t>
-      </w:r>
-      <w:r>
-        <w:rPr>
-          <w:rStyle w:val="TeacherNote"/>
-        </w:rPr>
-        <w:t xml:space="preserve">[Sal: if you want the paper path to match the live site’s, copy the live closing prices for each class day into this table instead.]</w:t>
       </w:r>
     </w:p>
     <w:p>
